--- a/klagomål/A 48558-2025 FSC-klagomål.docx
+++ b/klagomål/A 48558-2025 FSC-klagomål.docx
@@ -662,7 +662,7 @@
     <w:r>
       <w:tab/>
       <w:tab/>
-      <w:t>2025-10-07</w:t>
+      <w:t>2025-10-08</w:t>
       <w:br/>
       <w:br/>
     </w:r>

--- a/klagomål/A 48558-2025 FSC-klagomål.docx
+++ b/klagomål/A 48558-2025 FSC-klagomål.docx
@@ -662,7 +662,7 @@
     <w:r>
       <w:tab/>
       <w:tab/>
-      <w:t>2025-10-08</w:t>
+      <w:t>2025-10-09</w:t>
       <w:br/>
       <w:br/>
     </w:r>

--- a/klagomål/A 48558-2025 FSC-klagomål.docx
+++ b/klagomål/A 48558-2025 FSC-klagomål.docx
@@ -662,7 +662,7 @@
     <w:r>
       <w:tab/>
       <w:tab/>
-      <w:t>2025-10-09</w:t>
+      <w:t>2025-10-10</w:t>
       <w:br/>
       <w:br/>
     </w:r>

--- a/klagomål/A 48558-2025 FSC-klagomål.docx
+++ b/klagomål/A 48558-2025 FSC-klagomål.docx
@@ -662,7 +662,7 @@
     <w:r>
       <w:tab/>
       <w:tab/>
-      <w:t>2025-10-10</w:t>
+      <w:t>2025-10-11</w:t>
       <w:br/>
       <w:br/>
     </w:r>

--- a/klagomål/A 48558-2025 FSC-klagomål.docx
+++ b/klagomål/A 48558-2025 FSC-klagomål.docx
@@ -662,7 +662,7 @@
     <w:r>
       <w:tab/>
       <w:tab/>
-      <w:t>2025-10-16</w:t>
+      <w:t>2025-10-17</w:t>
       <w:br/>
       <w:br/>
     </w:r>

--- a/klagomål/A 48558-2025 FSC-klagomål.docx
+++ b/klagomål/A 48558-2025 FSC-klagomål.docx
@@ -662,7 +662,7 @@
     <w:r>
       <w:tab/>
       <w:tab/>
-      <w:t>2025-10-17</w:t>
+      <w:t>2025-10-18</w:t>
       <w:br/>
       <w:br/>
     </w:r>

--- a/klagomål/A 48558-2025 FSC-klagomål.docx
+++ b/klagomål/A 48558-2025 FSC-klagomål.docx
@@ -662,7 +662,7 @@
     <w:r>
       <w:tab/>
       <w:tab/>
-      <w:t>2025-10-18</w:t>
+      <w:t>2025-10-19</w:t>
       <w:br/>
       <w:br/>
     </w:r>

--- a/klagomål/A 48558-2025 FSC-klagomål.docx
+++ b/klagomål/A 48558-2025 FSC-klagomål.docx
@@ -662,7 +662,7 @@
     <w:r>
       <w:tab/>
       <w:tab/>
-      <w:t>2025-10-19</w:t>
+      <w:t>2025-10-20</w:t>
       <w:br/>
       <w:br/>
     </w:r>

--- a/klagomål/A 48558-2025 FSC-klagomål.docx
+++ b/klagomål/A 48558-2025 FSC-klagomål.docx
@@ -662,7 +662,7 @@
     <w:r>
       <w:tab/>
       <w:tab/>
-      <w:t>2025-10-20</w:t>
+      <w:t>2025-10-21</w:t>
       <w:br/>
       <w:br/>
     </w:r>

--- a/klagomål/A 48558-2025 FSC-klagomål.docx
+++ b/klagomål/A 48558-2025 FSC-klagomål.docx
@@ -662,7 +662,7 @@
     <w:r>
       <w:tab/>
       <w:tab/>
-      <w:t>2025-10-21</w:t>
+      <w:t>2025-10-22</w:t>
       <w:br/>
       <w:br/>
     </w:r>

--- a/klagomål/A 48558-2025 FSC-klagomål.docx
+++ b/klagomål/A 48558-2025 FSC-klagomål.docx
@@ -662,7 +662,7 @@
     <w:r>
       <w:tab/>
       <w:tab/>
-      <w:t>2025-10-22</w:t>
+      <w:t>2025-10-23</w:t>
       <w:br/>
       <w:br/>
     </w:r>

--- a/klagomål/A 48558-2025 FSC-klagomål.docx
+++ b/klagomål/A 48558-2025 FSC-klagomål.docx
@@ -662,7 +662,7 @@
     <w:r>
       <w:tab/>
       <w:tab/>
-      <w:t>2025-10-23</w:t>
+      <w:t>2025-10-24</w:t>
       <w:br/>
       <w:br/>
     </w:r>

--- a/klagomål/A 48558-2025 FSC-klagomål.docx
+++ b/klagomål/A 48558-2025 FSC-klagomål.docx
@@ -662,7 +662,7 @@
     <w:r>
       <w:tab/>
       <w:tab/>
-      <w:t>2025-10-24</w:t>
+      <w:t>2025-10-25</w:t>
       <w:br/>
       <w:br/>
     </w:r>

--- a/klagomål/A 48558-2025 FSC-klagomål.docx
+++ b/klagomål/A 48558-2025 FSC-klagomål.docx
@@ -662,7 +662,7 @@
     <w:r>
       <w:tab/>
       <w:tab/>
-      <w:t>2025-10-25</w:t>
+      <w:t>2025-10-26</w:t>
       <w:br/>
       <w:br/>
     </w:r>

--- a/klagomål/A 48558-2025 FSC-klagomål.docx
+++ b/klagomål/A 48558-2025 FSC-klagomål.docx
@@ -662,7 +662,7 @@
     <w:r>
       <w:tab/>
       <w:tab/>
-      <w:t>2025-10-26</w:t>
+      <w:t>2025-10-27</w:t>
       <w:br/>
       <w:br/>
     </w:r>

--- a/klagomål/A 48558-2025 FSC-klagomål.docx
+++ b/klagomål/A 48558-2025 FSC-klagomål.docx
@@ -662,7 +662,7 @@
     <w:r>
       <w:tab/>
       <w:tab/>
-      <w:t>2025-10-27</w:t>
+      <w:t>2025-10-28</w:t>
       <w:br/>
       <w:br/>
     </w:r>

--- a/klagomål/A 48558-2025 FSC-klagomål.docx
+++ b/klagomål/A 48558-2025 FSC-klagomål.docx
@@ -662,7 +662,7 @@
     <w:r>
       <w:tab/>
       <w:tab/>
-      <w:t>2025-10-28</w:t>
+      <w:t>2025-10-29</w:t>
       <w:br/>
       <w:br/>
     </w:r>

--- a/klagomål/A 48558-2025 FSC-klagomål.docx
+++ b/klagomål/A 48558-2025 FSC-klagomål.docx
@@ -662,7 +662,7 @@
     <w:r>
       <w:tab/>
       <w:tab/>
-      <w:t>2025-10-29</w:t>
+      <w:t>2025-10-30</w:t>
       <w:br/>
       <w:br/>
     </w:r>

--- a/klagomål/A 48558-2025 FSC-klagomål.docx
+++ b/klagomål/A 48558-2025 FSC-klagomål.docx
@@ -662,7 +662,7 @@
     <w:r>
       <w:tab/>
       <w:tab/>
-      <w:t>2025-10-30</w:t>
+      <w:t>2025-10-31</w:t>
       <w:br/>
       <w:br/>
     </w:r>

--- a/klagomål/A 48558-2025 FSC-klagomål.docx
+++ b/klagomål/A 48558-2025 FSC-klagomål.docx
@@ -662,7 +662,7 @@
     <w:r>
       <w:tab/>
       <w:tab/>
-      <w:t>2025-10-31</w:t>
+      <w:t>2025-11-01</w:t>
       <w:br/>
       <w:br/>
     </w:r>

--- a/klagomål/A 48558-2025 FSC-klagomål.docx
+++ b/klagomål/A 48558-2025 FSC-klagomål.docx
@@ -662,7 +662,7 @@
     <w:r>
       <w:tab/>
       <w:tab/>
-      <w:t>2025-11-01</w:t>
+      <w:t>2025-11-02</w:t>
       <w:br/>
       <w:br/>
     </w:r>

--- a/klagomål/A 48558-2025 FSC-klagomål.docx
+++ b/klagomål/A 48558-2025 FSC-klagomål.docx
@@ -662,7 +662,7 @@
     <w:r>
       <w:tab/>
       <w:tab/>
-      <w:t>2025-11-02</w:t>
+      <w:t>2025-11-03</w:t>
       <w:br/>
       <w:br/>
     </w:r>

--- a/klagomål/A 48558-2025 FSC-klagomål.docx
+++ b/klagomål/A 48558-2025 FSC-klagomål.docx
@@ -662,7 +662,7 @@
     <w:r>
       <w:tab/>
       <w:tab/>
-      <w:t>2025-11-03</w:t>
+      <w:t>2025-11-04</w:t>
       <w:br/>
       <w:br/>
     </w:r>

--- a/klagomål/A 48558-2025 FSC-klagomål.docx
+++ b/klagomål/A 48558-2025 FSC-klagomål.docx
@@ -662,7 +662,7 @@
     <w:r>
       <w:tab/>
       <w:tab/>
-      <w:t>2025-11-04</w:t>
+      <w:t>2025-11-05</w:t>
       <w:br/>
       <w:br/>
     </w:r>

--- a/klagomål/A 48558-2025 FSC-klagomål.docx
+++ b/klagomål/A 48558-2025 FSC-klagomål.docx
@@ -662,7 +662,7 @@
     <w:r>
       <w:tab/>
       <w:tab/>
-      <w:t>2025-11-05</w:t>
+      <w:t>2025-11-06</w:t>
       <w:br/>
       <w:br/>
     </w:r>

--- a/klagomål/A 48558-2025 FSC-klagomål.docx
+++ b/klagomål/A 48558-2025 FSC-klagomål.docx
@@ -662,7 +662,7 @@
     <w:r>
       <w:tab/>
       <w:tab/>
-      <w:t>2025-11-06</w:t>
+      <w:t>2025-11-07</w:t>
       <w:br/>
       <w:br/>
     </w:r>

--- a/klagomål/A 48558-2025 FSC-klagomål.docx
+++ b/klagomål/A 48558-2025 FSC-klagomål.docx
@@ -662,7 +662,7 @@
     <w:r>
       <w:tab/>
       <w:tab/>
-      <w:t>2025-11-07</w:t>
+      <w:t>2025-11-08</w:t>
       <w:br/>
       <w:br/>
     </w:r>

--- a/klagomål/A 48558-2025 FSC-klagomål.docx
+++ b/klagomål/A 48558-2025 FSC-klagomål.docx
@@ -662,7 +662,7 @@
     <w:r>
       <w:tab/>
       <w:tab/>
-      <w:t>2025-11-08</w:t>
+      <w:t>2025-11-09</w:t>
       <w:br/>
       <w:br/>
     </w:r>

--- a/klagomål/A 48558-2025 FSC-klagomål.docx
+++ b/klagomål/A 48558-2025 FSC-klagomål.docx
@@ -662,7 +662,7 @@
     <w:r>
       <w:tab/>
       <w:tab/>
-      <w:t>2025-11-09</w:t>
+      <w:t>2025-11-10</w:t>
       <w:br/>
       <w:br/>
     </w:r>

--- a/klagomål/A 48558-2025 FSC-klagomål.docx
+++ b/klagomål/A 48558-2025 FSC-klagomål.docx
@@ -662,7 +662,7 @@
     <w:r>
       <w:tab/>
       <w:tab/>
-      <w:t>2025-11-10</w:t>
+      <w:t>2025-11-11</w:t>
       <w:br/>
       <w:br/>
     </w:r>

--- a/klagomål/A 48558-2025 FSC-klagomål.docx
+++ b/klagomål/A 48558-2025 FSC-klagomål.docx
@@ -662,7 +662,7 @@
     <w:r>
       <w:tab/>
       <w:tab/>
-      <w:t>2025-11-11</w:t>
+      <w:t>2025-11-12</w:t>
       <w:br/>
       <w:br/>
     </w:r>

--- a/klagomål/A 48558-2025 FSC-klagomål.docx
+++ b/klagomål/A 48558-2025 FSC-klagomål.docx
@@ -662,7 +662,7 @@
     <w:r>
       <w:tab/>
       <w:tab/>
-      <w:t>2025-11-12</w:t>
+      <w:t>2025-11-13</w:t>
       <w:br/>
       <w:br/>
     </w:r>

--- a/klagomål/A 48558-2025 FSC-klagomål.docx
+++ b/klagomål/A 48558-2025 FSC-klagomål.docx
@@ -662,7 +662,7 @@
     <w:r>
       <w:tab/>
       <w:tab/>
-      <w:t>2025-11-13</w:t>
+      <w:t>2025-11-14</w:t>
       <w:br/>
       <w:br/>
     </w:r>

--- a/klagomål/A 48558-2025 FSC-klagomål.docx
+++ b/klagomål/A 48558-2025 FSC-klagomål.docx
@@ -662,7 +662,7 @@
     <w:r>
       <w:tab/>
       <w:tab/>
-      <w:t>2025-11-14</w:t>
+      <w:t>2025-11-15</w:t>
       <w:br/>
       <w:br/>
     </w:r>

--- a/klagomål/A 48558-2025 FSC-klagomål.docx
+++ b/klagomål/A 48558-2025 FSC-klagomål.docx
@@ -662,7 +662,7 @@
     <w:r>
       <w:tab/>
       <w:tab/>
-      <w:t>2025-11-15</w:t>
+      <w:t>2025-11-20</w:t>
       <w:br/>
       <w:br/>
     </w:r>

--- a/klagomål/A 48558-2025 FSC-klagomål.docx
+++ b/klagomål/A 48558-2025 FSC-klagomål.docx
@@ -662,7 +662,7 @@
     <w:r>
       <w:tab/>
       <w:tab/>
-      <w:t>2025-11-20</w:t>
+      <w:t>2025-11-21</w:t>
       <w:br/>
       <w:br/>
     </w:r>

--- a/klagomål/A 48558-2025 FSC-klagomål.docx
+++ b/klagomål/A 48558-2025 FSC-klagomål.docx
@@ -662,7 +662,7 @@
     <w:r>
       <w:tab/>
       <w:tab/>
-      <w:t>2025-11-21</w:t>
+      <w:t>2025-11-22</w:t>
       <w:br/>
       <w:br/>
     </w:r>

--- a/klagomål/A 48558-2025 FSC-klagomål.docx
+++ b/klagomål/A 48558-2025 FSC-klagomål.docx
@@ -662,7 +662,7 @@
     <w:r>
       <w:tab/>
       <w:tab/>
-      <w:t>2025-11-22</w:t>
+      <w:t>2025-11-23</w:t>
       <w:br/>
       <w:br/>
     </w:r>

--- a/klagomål/A 48558-2025 FSC-klagomål.docx
+++ b/klagomål/A 48558-2025 FSC-klagomål.docx
@@ -662,7 +662,7 @@
     <w:r>
       <w:tab/>
       <w:tab/>
-      <w:t>2025-11-23</w:t>
+      <w:t>2025-11-24</w:t>
       <w:br/>
       <w:br/>
     </w:r>

--- a/klagomål/A 48558-2025 FSC-klagomål.docx
+++ b/klagomål/A 48558-2025 FSC-klagomål.docx
@@ -662,7 +662,7 @@
     <w:r>
       <w:tab/>
       <w:tab/>
-      <w:t>2025-11-24</w:t>
+      <w:t>2025-11-25</w:t>
       <w:br/>
       <w:br/>
     </w:r>

--- a/klagomål/A 48558-2025 FSC-klagomål.docx
+++ b/klagomål/A 48558-2025 FSC-klagomål.docx
@@ -662,7 +662,7 @@
     <w:r>
       <w:tab/>
       <w:tab/>
-      <w:t>2025-11-25</w:t>
+      <w:t>2025-11-26</w:t>
       <w:br/>
       <w:br/>
     </w:r>

--- a/klagomål/A 48558-2025 FSC-klagomål.docx
+++ b/klagomål/A 48558-2025 FSC-klagomål.docx
@@ -662,7 +662,7 @@
     <w:r>
       <w:tab/>
       <w:tab/>
-      <w:t>2025-11-26</w:t>
+      <w:t>2025-11-27</w:t>
       <w:br/>
       <w:br/>
     </w:r>

--- a/klagomål/A 48558-2025 FSC-klagomål.docx
+++ b/klagomål/A 48558-2025 FSC-klagomål.docx
@@ -662,7 +662,7 @@
     <w:r>
       <w:tab/>
       <w:tab/>
-      <w:t>2025-11-27</w:t>
+      <w:t>2025-11-28</w:t>
       <w:br/>
       <w:br/>
     </w:r>

--- a/klagomål/A 48558-2025 FSC-klagomål.docx
+++ b/klagomål/A 48558-2025 FSC-klagomål.docx
@@ -662,7 +662,7 @@
     <w:r>
       <w:tab/>
       <w:tab/>
-      <w:t>2025-11-28</w:t>
+      <w:t>2025-11-29</w:t>
       <w:br/>
       <w:br/>
     </w:r>

--- a/klagomål/A 48558-2025 FSC-klagomål.docx
+++ b/klagomål/A 48558-2025 FSC-klagomål.docx
@@ -662,7 +662,7 @@
     <w:r>
       <w:tab/>
       <w:tab/>
-      <w:t>2025-11-29</w:t>
+      <w:t>2025-11-30</w:t>
       <w:br/>
       <w:br/>
     </w:r>

--- a/klagomål/A 48558-2025 FSC-klagomål.docx
+++ b/klagomål/A 48558-2025 FSC-klagomål.docx
@@ -662,7 +662,7 @@
     <w:r>
       <w:tab/>
       <w:tab/>
-      <w:t>2025-11-30</w:t>
+      <w:t>2025-12-01</w:t>
       <w:br/>
       <w:br/>
     </w:r>

--- a/klagomål/A 48558-2025 FSC-klagomål.docx
+++ b/klagomål/A 48558-2025 FSC-klagomål.docx
@@ -662,7 +662,7 @@
     <w:r>
       <w:tab/>
       <w:tab/>
-      <w:t>2025-12-01</w:t>
+      <w:t>2025-12-02</w:t>
       <w:br/>
       <w:br/>
     </w:r>

--- a/klagomål/A 48558-2025 FSC-klagomål.docx
+++ b/klagomål/A 48558-2025 FSC-klagomål.docx
@@ -662,7 +662,7 @@
     <w:r>
       <w:tab/>
       <w:tab/>
-      <w:t>2025-12-02</w:t>
+      <w:t>2025-12-03</w:t>
       <w:br/>
       <w:br/>
     </w:r>

--- a/klagomål/A 48558-2025 FSC-klagomål.docx
+++ b/klagomål/A 48558-2025 FSC-klagomål.docx
@@ -662,7 +662,7 @@
     <w:r>
       <w:tab/>
       <w:tab/>
-      <w:t>2025-12-03</w:t>
+      <w:t>2025-12-04</w:t>
       <w:br/>
       <w:br/>
     </w:r>

--- a/klagomål/A 48558-2025 FSC-klagomål.docx
+++ b/klagomål/A 48558-2025 FSC-klagomål.docx
@@ -662,7 +662,7 @@
     <w:r>
       <w:tab/>
       <w:tab/>
-      <w:t>2025-12-04</w:t>
+      <w:t>2025-12-05</w:t>
       <w:br/>
       <w:br/>
     </w:r>

--- a/klagomål/A 48558-2025 FSC-klagomål.docx
+++ b/klagomål/A 48558-2025 FSC-klagomål.docx
@@ -662,7 +662,7 @@
     <w:r>
       <w:tab/>
       <w:tab/>
-      <w:t>2025-12-05</w:t>
+      <w:t>2025-12-06</w:t>
       <w:br/>
       <w:br/>
     </w:r>

--- a/klagomål/A 48558-2025 FSC-klagomål.docx
+++ b/klagomål/A 48558-2025 FSC-klagomål.docx
@@ -662,7 +662,7 @@
     <w:r>
       <w:tab/>
       <w:tab/>
-      <w:t>2025-12-06</w:t>
+      <w:t>2025-12-07</w:t>
       <w:br/>
       <w:br/>
     </w:r>

--- a/klagomål/A 48558-2025 FSC-klagomål.docx
+++ b/klagomål/A 48558-2025 FSC-klagomål.docx
@@ -662,7 +662,7 @@
     <w:r>
       <w:tab/>
       <w:tab/>
-      <w:t>2025-12-07</w:t>
+      <w:t>2025-12-08</w:t>
       <w:br/>
       <w:br/>
     </w:r>

--- a/klagomål/A 48558-2025 FSC-klagomål.docx
+++ b/klagomål/A 48558-2025 FSC-klagomål.docx
@@ -662,7 +662,7 @@
     <w:r>
       <w:tab/>
       <w:tab/>
-      <w:t>2025-12-08</w:t>
+      <w:t>2025-12-09</w:t>
       <w:br/>
       <w:br/>
     </w:r>

--- a/klagomål/A 48558-2025 FSC-klagomål.docx
+++ b/klagomål/A 48558-2025 FSC-klagomål.docx
@@ -662,7 +662,7 @@
     <w:r>
       <w:tab/>
       <w:tab/>
-      <w:t>2025-12-09</w:t>
+      <w:t>2025-12-10</w:t>
       <w:br/>
       <w:br/>
     </w:r>

--- a/klagomål/A 48558-2025 FSC-klagomål.docx
+++ b/klagomål/A 48558-2025 FSC-klagomål.docx
@@ -662,7 +662,7 @@
     <w:r>
       <w:tab/>
       <w:tab/>
-      <w:t>2025-12-10</w:t>
+      <w:t>2025-12-11</w:t>
       <w:br/>
       <w:br/>
     </w:r>

--- a/klagomål/A 48558-2025 FSC-klagomål.docx
+++ b/klagomål/A 48558-2025 FSC-klagomål.docx
@@ -662,7 +662,7 @@
     <w:r>
       <w:tab/>
       <w:tab/>
-      <w:t>2025-12-11</w:t>
+      <w:t>2025-12-12</w:t>
       <w:br/>
       <w:br/>
     </w:r>

--- a/klagomål/A 48558-2025 FSC-klagomål.docx
+++ b/klagomål/A 48558-2025 FSC-klagomål.docx
@@ -662,7 +662,7 @@
     <w:r>
       <w:tab/>
       <w:tab/>
-      <w:t>2025-12-12</w:t>
+      <w:t>2025-12-13</w:t>
       <w:br/>
       <w:br/>
     </w:r>

--- a/klagomål/A 48558-2025 FSC-klagomål.docx
+++ b/klagomål/A 48558-2025 FSC-klagomål.docx
@@ -662,7 +662,7 @@
     <w:r>
       <w:tab/>
       <w:tab/>
-      <w:t>2025-12-19</w:t>
+      <w:t>2025-12-20</w:t>
       <w:br/>
       <w:br/>
     </w:r>

--- a/klagomål/A 48558-2025 FSC-klagomål.docx
+++ b/klagomål/A 48558-2025 FSC-klagomål.docx
@@ -662,7 +662,7 @@
     <w:r>
       <w:tab/>
       <w:tab/>
-      <w:t>2025-12-20</w:t>
+      <w:t>2025-12-21</w:t>
       <w:br/>
       <w:br/>
     </w:r>

--- a/klagomål/A 48558-2025 FSC-klagomål.docx
+++ b/klagomål/A 48558-2025 FSC-klagomål.docx
@@ -662,7 +662,7 @@
     <w:r>
       <w:tab/>
       <w:tab/>
-      <w:t>2025-12-21</w:t>
+      <w:t>2025-12-22</w:t>
       <w:br/>
       <w:br/>
     </w:r>

--- a/klagomål/A 48558-2025 FSC-klagomål.docx
+++ b/klagomål/A 48558-2025 FSC-klagomål.docx
@@ -662,7 +662,7 @@
     <w:r>
       <w:tab/>
       <w:tab/>
-      <w:t>2025-12-22</w:t>
+      <w:t>2025-12-26</w:t>
       <w:br/>
       <w:br/>
     </w:r>

--- a/klagomål/A 48558-2025 FSC-klagomål.docx
+++ b/klagomål/A 48558-2025 FSC-klagomål.docx
@@ -662,7 +662,7 @@
     <w:r>
       <w:tab/>
       <w:tab/>
-      <w:t>2026-01-03</w:t>
+      <w:t>2026-01-04</w:t>
       <w:br/>
       <w:br/>
     </w:r>

--- a/klagomål/A 48558-2025 FSC-klagomål.docx
+++ b/klagomål/A 48558-2025 FSC-klagomål.docx
@@ -662,7 +662,7 @@
     <w:r>
       <w:tab/>
       <w:tab/>
-      <w:t>2026-01-07</w:t>
+      <w:t>2026-01-08</w:t>
       <w:br/>
       <w:br/>
     </w:r>

--- a/klagomål/A 48558-2025 FSC-klagomål.docx
+++ b/klagomål/A 48558-2025 FSC-klagomål.docx
@@ -662,7 +662,7 @@
     <w:r>
       <w:tab/>
       <w:tab/>
-      <w:t>2026-01-08</w:t>
+      <w:t>2026-01-09</w:t>
       <w:br/>
       <w:br/>
     </w:r>

--- a/klagomål/A 48558-2025 FSC-klagomål.docx
+++ b/klagomål/A 48558-2025 FSC-klagomål.docx
@@ -662,7 +662,7 @@
     <w:r>
       <w:tab/>
       <w:tab/>
-      <w:t>2026-01-09</w:t>
+      <w:t>2026-01-10</w:t>
       <w:br/>
       <w:br/>
     </w:r>

--- a/klagomål/A 48558-2025 FSC-klagomål.docx
+++ b/klagomål/A 48558-2025 FSC-klagomål.docx
@@ -662,7 +662,7 @@
     <w:r>
       <w:tab/>
       <w:tab/>
-      <w:t>2026-01-10</w:t>
+      <w:t>2026-01-11</w:t>
       <w:br/>
       <w:br/>
     </w:r>

--- a/klagomål/A 48558-2025 FSC-klagomål.docx
+++ b/klagomål/A 48558-2025 FSC-klagomål.docx
@@ -662,7 +662,7 @@
     <w:r>
       <w:tab/>
       <w:tab/>
-      <w:t>2026-01-11</w:t>
+      <w:t>2026-01-12</w:t>
       <w:br/>
       <w:br/>
     </w:r>

--- a/klagomål/A 48558-2025 FSC-klagomål.docx
+++ b/klagomål/A 48558-2025 FSC-klagomål.docx
@@ -662,7 +662,7 @@
     <w:r>
       <w:tab/>
       <w:tab/>
-      <w:t>2026-01-12</w:t>
+      <w:t>2026-01-13</w:t>
       <w:br/>
       <w:br/>
     </w:r>

--- a/klagomål/A 48558-2025 FSC-klagomål.docx
+++ b/klagomål/A 48558-2025 FSC-klagomål.docx
@@ -662,7 +662,7 @@
     <w:r>
       <w:tab/>
       <w:tab/>
-      <w:t>2026-01-13</w:t>
+      <w:t>2026-01-14</w:t>
       <w:br/>
       <w:br/>
     </w:r>

--- a/klagomål/A 48558-2025 FSC-klagomål.docx
+++ b/klagomål/A 48558-2025 FSC-klagomål.docx
@@ -662,7 +662,7 @@
     <w:r>
       <w:tab/>
       <w:tab/>
-      <w:t>2026-01-14</w:t>
+      <w:t>2026-01-15</w:t>
       <w:br/>
       <w:br/>
     </w:r>

--- a/klagomål/A 48558-2025 FSC-klagomål.docx
+++ b/klagomål/A 48558-2025 FSC-klagomål.docx
@@ -662,7 +662,7 @@
     <w:r>
       <w:tab/>
       <w:tab/>
-      <w:t>2026-01-15</w:t>
+      <w:t>2026-01-16</w:t>
       <w:br/>
       <w:br/>
     </w:r>

--- a/klagomål/A 48558-2025 FSC-klagomål.docx
+++ b/klagomål/A 48558-2025 FSC-klagomål.docx
@@ -662,7 +662,7 @@
     <w:r>
       <w:tab/>
       <w:tab/>
-      <w:t>2026-01-16</w:t>
+      <w:t>2026-01-17</w:t>
       <w:br/>
       <w:br/>
     </w:r>

--- a/klagomål/A 48558-2025 FSC-klagomål.docx
+++ b/klagomål/A 48558-2025 FSC-klagomål.docx
@@ -662,7 +662,7 @@
     <w:r>
       <w:tab/>
       <w:tab/>
-      <w:t>2026-01-17</w:t>
+      <w:t>2026-01-18</w:t>
       <w:br/>
       <w:br/>
     </w:r>

--- a/klagomål/A 48558-2025 FSC-klagomål.docx
+++ b/klagomål/A 48558-2025 FSC-klagomål.docx
@@ -662,7 +662,7 @@
     <w:r>
       <w:tab/>
       <w:tab/>
-      <w:t>2026-01-18</w:t>
+      <w:t>2026-01-19</w:t>
       <w:br/>
       <w:br/>
     </w:r>

--- a/klagomål/A 48558-2025 FSC-klagomål.docx
+++ b/klagomål/A 48558-2025 FSC-klagomål.docx
@@ -662,7 +662,7 @@
     <w:r>
       <w:tab/>
       <w:tab/>
-      <w:t>2026-01-19</w:t>
+      <w:t>2026-01-20</w:t>
       <w:br/>
       <w:br/>
     </w:r>

--- a/klagomål/A 48558-2025 FSC-klagomål.docx
+++ b/klagomål/A 48558-2025 FSC-klagomål.docx
@@ -662,7 +662,7 @@
     <w:r>
       <w:tab/>
       <w:tab/>
-      <w:t>2026-01-20</w:t>
+      <w:t>2026-01-21</w:t>
       <w:br/>
       <w:br/>
     </w:r>

--- a/klagomål/A 48558-2025 FSC-klagomål.docx
+++ b/klagomål/A 48558-2025 FSC-klagomål.docx
@@ -662,7 +662,7 @@
     <w:r>
       <w:tab/>
       <w:tab/>
-      <w:t>2026-01-21</w:t>
+      <w:t>2026-01-23</w:t>
       <w:br/>
       <w:br/>
     </w:r>

--- a/klagomål/A 48558-2025 FSC-klagomål.docx
+++ b/klagomål/A 48558-2025 FSC-klagomål.docx
@@ -662,7 +662,7 @@
     <w:r>
       <w:tab/>
       <w:tab/>
-      <w:t>2026-01-23</w:t>
+      <w:t>2026-01-24</w:t>
       <w:br/>
       <w:br/>
     </w:r>

--- a/klagomål/A 48558-2025 FSC-klagomål.docx
+++ b/klagomål/A 48558-2025 FSC-klagomål.docx
@@ -662,7 +662,7 @@
     <w:r>
       <w:tab/>
       <w:tab/>
-      <w:t>2026-01-24</w:t>
+      <w:t>2026-01-25</w:t>
       <w:br/>
       <w:br/>
     </w:r>

--- a/klagomål/A 48558-2025 FSC-klagomål.docx
+++ b/klagomål/A 48558-2025 FSC-klagomål.docx
@@ -662,7 +662,7 @@
     <w:r>
       <w:tab/>
       <w:tab/>
-      <w:t>2026-01-25</w:t>
+      <w:t>2026-01-26</w:t>
       <w:br/>
       <w:br/>
     </w:r>

--- a/klagomål/A 48558-2025 FSC-klagomål.docx
+++ b/klagomål/A 48558-2025 FSC-klagomål.docx
@@ -662,7 +662,7 @@
     <w:r>
       <w:tab/>
       <w:tab/>
-      <w:t>2026-01-26</w:t>
+      <w:t>2026-01-27</w:t>
       <w:br/>
       <w:br/>
     </w:r>

--- a/klagomål/A 48558-2025 FSC-klagomål.docx
+++ b/klagomål/A 48558-2025 FSC-klagomål.docx
@@ -662,7 +662,7 @@
     <w:r>
       <w:tab/>
       <w:tab/>
-      <w:t>2026-01-27</w:t>
+      <w:t>2026-01-28</w:t>
       <w:br/>
       <w:br/>
     </w:r>

--- a/klagomål/A 48558-2025 FSC-klagomål.docx
+++ b/klagomål/A 48558-2025 FSC-klagomål.docx
@@ -112,7 +112,7 @@
         <w:pStyle w:val="ListBullet"/>
       </w:pPr>
       <w:r>
-        <w:t>Om ett ombud (tex Norra skog eller Mellanskog) avverkningsanmäler en skog med naturvärden motsvarande nyckelbiotops kvalité men markägaren inte är FSC certifierad, bör du skicka in ett FSC kontrollerat virke klagomål. Då ska klagomålet skickas till ombudsföretaget.</w:t>
+        <w:t>Om ett ombud (tex Norra skog eller Mellanskog) avverkningsanmäler en skog med naturvärden motsvarande nyckelbiotops kvalitet men markägaren inte är FSC certifierad, bör du skicka in ett FSC kontrollerat virke klagomål. Då ska klagomålet skickas till ombudsföretaget.</w:t>
       </w:r>
     </w:p>
     <w:p>
@@ -254,7 +254,65 @@
         <w:t>Brunpudrad nållav (NT)</w:t>
       </w:r>
       <w:r>
-        <w:t xml:space="preserve"> är beroende av hög, jämn luftfuktighet och kan påträffas i fuktiga skogar av naturskogskaraktär, ofta i sumpgranskog eller andra sumpskogar. Arten är placerad högst upp i Skogsstyrelsens värdepyramid för bedömning av skog med höga naturvärden och förekomster bör undantas från skogsbruksåtgärder (SLU Artdatabanken, 2024; Nitare &amp; Skogsstyrelsen, 2019).</w:t>
+        <w:t xml:space="preserve"> är beroende av hög, jämn luftfuktighet och kan påträffas i fuktiga skogar av naturskogskaraktär, ofta i sumpgranskog eller andra sumpskogar. Arten är placerad högst upp i Skogsstyrelsens värdepyramid för bedömning av skog med höga naturvärden och förekomster bör undantas från skogsbruksåtgärder. Brunpudrad nållav är typisk art för </w:t>
+      </w:r>
+      <w:r>
+        <w:rPr>
+          <w:i/>
+        </w:rPr>
+        <w:t>9010 Taiga</w:t>
+      </w:r>
+      <w:r>
+        <w:t xml:space="preserve"> (SLU Artdatabanken, 2024; Nitare &amp; Skogsstyrelsen, 2019).</w:t>
+      </w:r>
+    </w:p>
+    <w:p>
+      <w:r>
+        <w:rPr>
+          <w:b/>
+        </w:rPr>
+        <w:t>Gulnål</w:t>
+      </w:r>
+      <w:r>
+        <w:t xml:space="preserve"> växer mest på murknande lövträdsved och barrträdsved och förekommer i skuggiga miljöer med hög luftfuktighet. I södra Sverige är den en relativt bra signal på biotoper med höga naturvärden och följs ofta av sällsynta arter. Gulnål är typisk art för </w:t>
+      </w:r>
+      <w:r>
+        <w:rPr>
+          <w:i/>
+        </w:rPr>
+        <w:t>9110 Näringsfattig bokskog</w:t>
+      </w:r>
+      <w:r>
+        <w:t xml:space="preserve"> och</w:t>
+      </w:r>
+      <w:r>
+        <w:rPr>
+          <w:i/>
+        </w:rPr>
+        <w:t xml:space="preserve"> 9130 Näringsrik bokskog </w:t>
+      </w:r>
+      <w:r>
+        <w:t>(Nitare &amp; Skogsstyrelsen, 2019; SLU Artdatabanken, 2025).</w:t>
+      </w:r>
+    </w:p>
+    <w:p>
+      <w:r>
+        <w:rPr>
+          <w:b/>
+        </w:rPr>
+        <w:t xml:space="preserve">Rostfläck </w:t>
+      </w:r>
+      <w:r>
+        <w:t xml:space="preserve">signalerar framför allt höga naturvärden i östra Sverige samt norr om den naturliga norrlandsgränsen. Arten indikerar här skogsmiljöer som under lång tid haft ett konstant fuktigt mikroklimat. Rika förekomster i Norrland visar sannolikt på bestånd med långvarig kontinuitet av gamla träd. När laven påträffas i alkärr signalerar den höga naturvärden inom hela sitt utbredningsområde. Rostfläck är typisk art för </w:t>
+      </w:r>
+      <w:r>
+        <w:rPr>
+          <w:i/>
+        </w:rPr>
+        <w:t xml:space="preserve">9190 Näringsfattig ekskog </w:t>
+      </w:r>
+      <w:r>
+        <w:t>(Nitare &amp; Skogsstyrelsen, 2019; SLU Artdatabanken, 2025).</w:t>
       </w:r>
     </w:p>
     <w:p>
@@ -662,7 +720,7 @@
     <w:r>
       <w:tab/>
       <w:tab/>
-      <w:t>2026-01-28</w:t>
+      <w:t>2026-01-29</w:t>
       <w:br/>
       <w:br/>
     </w:r>

--- a/klagomål/A 48558-2025 FSC-klagomål.docx
+++ b/klagomål/A 48558-2025 FSC-klagomål.docx
@@ -720,7 +720,7 @@
     <w:r>
       <w:tab/>
       <w:tab/>
-      <w:t>2026-01-29</w:t>
+      <w:t>2026-01-30</w:t>
       <w:br/>
       <w:br/>
     </w:r>

--- a/klagomål/A 48558-2025 FSC-klagomål.docx
+++ b/klagomål/A 48558-2025 FSC-klagomål.docx
@@ -720,7 +720,7 @@
     <w:r>
       <w:tab/>
       <w:tab/>
-      <w:t>2026-01-30</w:t>
+      <w:t>2026-01-31</w:t>
       <w:br/>
       <w:br/>
     </w:r>

--- a/klagomål/A 48558-2025 FSC-klagomål.docx
+++ b/klagomål/A 48558-2025 FSC-klagomål.docx
@@ -720,7 +720,7 @@
     <w:r>
       <w:tab/>
       <w:tab/>
-      <w:t>2026-03-02</w:t>
+      <w:t>2026-03-03</w:t>
       <w:br/>
       <w:br/>
     </w:r>

--- a/klagomål/A 48558-2025 FSC-klagomål.docx
+++ b/klagomål/A 48558-2025 FSC-klagomål.docx
@@ -720,7 +720,7 @@
     <w:r>
       <w:tab/>
       <w:tab/>
-      <w:t>2026-03-03</w:t>
+      <w:t>2026-03-04</w:t>
       <w:br/>
       <w:br/>
     </w:r>

--- a/klagomål/A 48558-2025 FSC-klagomål.docx
+++ b/klagomål/A 48558-2025 FSC-klagomål.docx
@@ -720,7 +720,7 @@
     <w:r>
       <w:tab/>
       <w:tab/>
-      <w:t>2026-03-04</w:t>
+      <w:t>2026-03-05</w:t>
       <w:br/>
       <w:br/>
     </w:r>

--- a/klagomål/A 48558-2025 FSC-klagomål.docx
+++ b/klagomål/A 48558-2025 FSC-klagomål.docx
@@ -720,7 +720,7 @@
     <w:r>
       <w:tab/>
       <w:tab/>
-      <w:t>2026-03-05</w:t>
+      <w:t>2026-03-06</w:t>
       <w:br/>
       <w:br/>
     </w:r>

--- a/klagomål/A 48558-2025 FSC-klagomål.docx
+++ b/klagomål/A 48558-2025 FSC-klagomål.docx
@@ -720,7 +720,7 @@
     <w:r>
       <w:tab/>
       <w:tab/>
-      <w:t>2026-03-06</w:t>
+      <w:t>2026-03-07</w:t>
       <w:br/>
       <w:br/>
     </w:r>

--- a/klagomål/A 48558-2025 FSC-klagomål.docx
+++ b/klagomål/A 48558-2025 FSC-klagomål.docx
@@ -720,7 +720,7 @@
     <w:r>
       <w:tab/>
       <w:tab/>
-      <w:t>2026-03-07</w:t>
+      <w:t>2026-03-08</w:t>
       <w:br/>
       <w:br/>
     </w:r>

--- a/klagomål/A 48558-2025 FSC-klagomål.docx
+++ b/klagomål/A 48558-2025 FSC-klagomål.docx
@@ -720,7 +720,7 @@
     <w:r>
       <w:tab/>
       <w:tab/>
-      <w:t>2026-03-08</w:t>
+      <w:t>2026-03-09</w:t>
       <w:br/>
       <w:br/>
     </w:r>

--- a/klagomål/A 48558-2025 FSC-klagomål.docx
+++ b/klagomål/A 48558-2025 FSC-klagomål.docx
@@ -720,7 +720,7 @@
     <w:r>
       <w:tab/>
       <w:tab/>
-      <w:t>2026-03-09</w:t>
+      <w:t>2026-03-10</w:t>
       <w:br/>
       <w:br/>
     </w:r>

--- a/klagomål/A 48558-2025 FSC-klagomål.docx
+++ b/klagomål/A 48558-2025 FSC-klagomål.docx
@@ -720,7 +720,7 @@
     <w:r>
       <w:tab/>
       <w:tab/>
-      <w:t>2026-03-10</w:t>
+      <w:t>2026-03-11</w:t>
       <w:br/>
       <w:br/>
     </w:r>

--- a/klagomål/A 48558-2025 FSC-klagomål.docx
+++ b/klagomål/A 48558-2025 FSC-klagomål.docx
@@ -720,7 +720,7 @@
     <w:r>
       <w:tab/>
       <w:tab/>
-      <w:t>2026-03-11</w:t>
+      <w:t>2026-03-12</w:t>
       <w:br/>
       <w:br/>
     </w:r>

--- a/klagomål/A 48558-2025 FSC-klagomål.docx
+++ b/klagomål/A 48558-2025 FSC-klagomål.docx
@@ -720,7 +720,7 @@
     <w:r>
       <w:tab/>
       <w:tab/>
-      <w:t>2026-03-12</w:t>
+      <w:t>2026-03-13</w:t>
       <w:br/>
       <w:br/>
     </w:r>

--- a/klagomål/A 48558-2025 FSC-klagomål.docx
+++ b/klagomål/A 48558-2025 FSC-klagomål.docx
@@ -720,7 +720,7 @@
     <w:r>
       <w:tab/>
       <w:tab/>
-      <w:t>2026-04-14</w:t>
+      <w:t>2026-04-15</w:t>
       <w:br/>
       <w:br/>
     </w:r>

--- a/klagomål/A 48558-2025 FSC-klagomål.docx
+++ b/klagomål/A 48558-2025 FSC-klagomål.docx
@@ -720,7 +720,7 @@
     <w:r>
       <w:tab/>
       <w:tab/>
-      <w:t>2026-04-15</w:t>
+      <w:t>2026-04-16</w:t>
       <w:br/>
       <w:br/>
     </w:r>

--- a/klagomål/A 48558-2025 FSC-klagomål.docx
+++ b/klagomål/A 48558-2025 FSC-klagomål.docx
@@ -720,7 +720,7 @@
     <w:r>
       <w:tab/>
       <w:tab/>
-      <w:t>2026-04-16</w:t>
+      <w:t>2026-04-17</w:t>
       <w:br/>
       <w:br/>
     </w:r>

--- a/klagomål/A 48558-2025 FSC-klagomål.docx
+++ b/klagomål/A 48558-2025 FSC-klagomål.docx
@@ -720,7 +720,7 @@
     <w:r>
       <w:tab/>
       <w:tab/>
-      <w:t>2026-04-17</w:t>
+      <w:t>2026-04-18</w:t>
       <w:br/>
       <w:br/>
     </w:r>

--- a/klagomål/A 48558-2025 FSC-klagomål.docx
+++ b/klagomål/A 48558-2025 FSC-klagomål.docx
@@ -720,7 +720,7 @@
     <w:r>
       <w:tab/>
       <w:tab/>
-      <w:t>2026-04-18</w:t>
+      <w:t>2026-04-19</w:t>
       <w:br/>
       <w:br/>
     </w:r>

--- a/klagomål/A 48558-2025 FSC-klagomål.docx
+++ b/klagomål/A 48558-2025 FSC-klagomål.docx
@@ -720,7 +720,7 @@
     <w:r>
       <w:tab/>
       <w:tab/>
-      <w:t>2026-04-19</w:t>
+      <w:t>2026-04-20</w:t>
       <w:br/>
       <w:br/>
     </w:r>

--- a/klagomål/A 48558-2025 FSC-klagomål.docx
+++ b/klagomål/A 48558-2025 FSC-klagomål.docx
@@ -720,7 +720,7 @@
     <w:r>
       <w:tab/>
       <w:tab/>
-      <w:t>2026-04-20</w:t>
+      <w:t>2026-04-21</w:t>
       <w:br/>
       <w:br/>
     </w:r>

--- a/klagomål/A 48558-2025 FSC-klagomål.docx
+++ b/klagomål/A 48558-2025 FSC-klagomål.docx
@@ -720,7 +720,7 @@
     <w:r>
       <w:tab/>
       <w:tab/>
-      <w:t>2026-04-21</w:t>
+      <w:t>2026-04-22</w:t>
       <w:br/>
       <w:br/>
     </w:r>

--- a/klagomål/A 48558-2025 FSC-klagomål.docx
+++ b/klagomål/A 48558-2025 FSC-klagomål.docx
@@ -720,7 +720,7 @@
     <w:r>
       <w:tab/>
       <w:tab/>
-      <w:t>2026-04-22</w:t>
+      <w:t>2026-04-23</w:t>
       <w:br/>
       <w:br/>
     </w:r>

--- a/klagomål/A 48558-2025 FSC-klagomål.docx
+++ b/klagomål/A 48558-2025 FSC-klagomål.docx
@@ -720,7 +720,7 @@
     <w:r>
       <w:tab/>
       <w:tab/>
-      <w:t>2026-04-23</w:t>
+      <w:t>2026-04-24</w:t>
       <w:br/>
       <w:br/>
     </w:r>

--- a/klagomål/A 48558-2025 FSC-klagomål.docx
+++ b/klagomål/A 48558-2025 FSC-klagomål.docx
@@ -720,7 +720,7 @@
     <w:r>
       <w:tab/>
       <w:tab/>
-      <w:t>2026-04-24</w:t>
+      <w:t>2026-04-25</w:t>
       <w:br/>
       <w:br/>
     </w:r>

--- a/klagomål/A 48558-2025 FSC-klagomål.docx
+++ b/klagomål/A 48558-2025 FSC-klagomål.docx
@@ -720,7 +720,7 @@
     <w:r>
       <w:tab/>
       <w:tab/>
-      <w:t>2026-04-25</w:t>
+      <w:t>2026-04-26</w:t>
       <w:br/>
       <w:br/>
     </w:r>

--- a/klagomål/A 48558-2025 FSC-klagomål.docx
+++ b/klagomål/A 48558-2025 FSC-klagomål.docx
@@ -720,7 +720,7 @@
     <w:r>
       <w:tab/>
       <w:tab/>
-      <w:t>2026-04-26</w:t>
+      <w:t>2026-04-27</w:t>
       <w:br/>
       <w:br/>
     </w:r>

--- a/klagomål/A 48558-2025 FSC-klagomål.docx
+++ b/klagomål/A 48558-2025 FSC-klagomål.docx
@@ -720,7 +720,7 @@
     <w:r>
       <w:tab/>
       <w:tab/>
-      <w:t>2026-04-27</w:t>
+      <w:t>2026-04-28</w:t>
       <w:br/>
       <w:br/>
     </w:r>

--- a/klagomål/A 48558-2025 FSC-klagomål.docx
+++ b/klagomål/A 48558-2025 FSC-klagomål.docx
@@ -720,7 +720,7 @@
     <w:r>
       <w:tab/>
       <w:tab/>
-      <w:t>2026-04-28</w:t>
+      <w:t>2026-04-29</w:t>
       <w:br/>
       <w:br/>
     </w:r>

--- a/klagomål/A 48558-2025 FSC-klagomål.docx
+++ b/klagomål/A 48558-2025 FSC-klagomål.docx
@@ -720,7 +720,7 @@
     <w:r>
       <w:tab/>
       <w:tab/>
-      <w:t>2026-04-29</w:t>
+      <w:t>2026-04-30</w:t>
       <w:br/>
       <w:br/>
     </w:r>

--- a/klagomål/A 48558-2025 FSC-klagomål.docx
+++ b/klagomål/A 48558-2025 FSC-klagomål.docx
@@ -720,7 +720,7 @@
     <w:r>
       <w:tab/>
       <w:tab/>
-      <w:t>2026-04-30</w:t>
+      <w:t>2026-05-01</w:t>
       <w:br/>
       <w:br/>
     </w:r>

--- a/klagomål/A 48558-2025 FSC-klagomål.docx
+++ b/klagomål/A 48558-2025 FSC-klagomål.docx
@@ -720,7 +720,7 @@
     <w:r>
       <w:tab/>
       <w:tab/>
-      <w:t>2026-05-01</w:t>
+      <w:t>2026-05-02</w:t>
       <w:br/>
       <w:br/>
     </w:r>

--- a/klagomål/A 48558-2025 FSC-klagomål.docx
+++ b/klagomål/A 48558-2025 FSC-klagomål.docx
@@ -720,7 +720,7 @@
     <w:r>
       <w:tab/>
       <w:tab/>
-      <w:t>2026-05-02</w:t>
+      <w:t>2026-05-03</w:t>
       <w:br/>
       <w:br/>
     </w:r>

--- a/klagomål/A 48558-2025 FSC-klagomål.docx
+++ b/klagomål/A 48558-2025 FSC-klagomål.docx
@@ -720,7 +720,7 @@
     <w:r>
       <w:tab/>
       <w:tab/>
-      <w:t>2026-05-03</w:t>
+      <w:t>2026-05-04</w:t>
       <w:br/>
       <w:br/>
     </w:r>

--- a/klagomål/A 48558-2025 FSC-klagomål.docx
+++ b/klagomål/A 48558-2025 FSC-klagomål.docx
@@ -720,7 +720,7 @@
     <w:r>
       <w:tab/>
       <w:tab/>
-      <w:t>2026-05-04</w:t>
+      <w:t>2026-05-05</w:t>
       <w:br/>
       <w:br/>
     </w:r>

--- a/klagomål/A 48558-2025 FSC-klagomål.docx
+++ b/klagomål/A 48558-2025 FSC-klagomål.docx
@@ -720,7 +720,7 @@
     <w:r>
       <w:tab/>
       <w:tab/>
-      <w:t>2026-05-05</w:t>
+      <w:t>2026-05-06</w:t>
       <w:br/>
       <w:br/>
     </w:r>

--- a/klagomål/A 48558-2025 FSC-klagomål.docx
+++ b/klagomål/A 48558-2025 FSC-klagomål.docx
@@ -720,7 +720,7 @@
     <w:r>
       <w:tab/>
       <w:tab/>
-      <w:t>2026-05-16</w:t>
+      <w:t>2026-05-17</w:t>
       <w:br/>
       <w:br/>
     </w:r>

--- a/klagomål/A 48558-2025 FSC-klagomål.docx
+++ b/klagomål/A 48558-2025 FSC-klagomål.docx
@@ -720,7 +720,7 @@
     <w:r>
       <w:tab/>
       <w:tab/>
-      <w:t>2026-05-17</w:t>
+      <w:t>2026-05-18</w:t>
       <w:br/>
       <w:br/>
     </w:r>

--- a/klagomål/A 48558-2025 FSC-klagomål.docx
+++ b/klagomål/A 48558-2025 FSC-klagomål.docx
@@ -720,7 +720,7 @@
     <w:r>
       <w:tab/>
       <w:tab/>
-      <w:t>2026-05-18</w:t>
+      <w:t>2026-05-19</w:t>
       <w:br/>
       <w:br/>
     </w:r>

--- a/klagomål/A 48558-2025 FSC-klagomål.docx
+++ b/klagomål/A 48558-2025 FSC-klagomål.docx
@@ -720,7 +720,7 @@
     <w:r>
       <w:tab/>
       <w:tab/>
-      <w:t>2026-05-19</w:t>
+      <w:t>2026-05-20</w:t>
       <w:br/>
       <w:br/>
     </w:r>

--- a/klagomål/A 48558-2025 FSC-klagomål.docx
+++ b/klagomål/A 48558-2025 FSC-klagomål.docx
@@ -720,7 +720,7 @@
     <w:r>
       <w:tab/>
       <w:tab/>
-      <w:t>2026-05-20</w:t>
+      <w:t>2026-05-21</w:t>
       <w:br/>
       <w:br/>
     </w:r>

--- a/klagomål/A 48558-2025 FSC-klagomål.docx
+++ b/klagomål/A 48558-2025 FSC-klagomål.docx
@@ -720,7 +720,7 @@
     <w:r>
       <w:tab/>
       <w:tab/>
-      <w:t>2026-05-21</w:t>
+      <w:t>2026-05-22</w:t>
       <w:br/>
       <w:br/>
     </w:r>

--- a/klagomål/A 48558-2025 FSC-klagomål.docx
+++ b/klagomål/A 48558-2025 FSC-klagomål.docx
@@ -720,7 +720,7 @@
     <w:r>
       <w:tab/>
       <w:tab/>
-      <w:t>2026-05-22</w:t>
+      <w:t>2026-05-23</w:t>
       <w:br/>
       <w:br/>
     </w:r>

--- a/klagomål/A 48558-2025 FSC-klagomål.docx
+++ b/klagomål/A 48558-2025 FSC-klagomål.docx
@@ -720,7 +720,7 @@
     <w:r>
       <w:tab/>
       <w:tab/>
-      <w:t>2026-05-23</w:t>
+      <w:t>2026-05-24</w:t>
       <w:br/>
       <w:br/>
     </w:r>

--- a/klagomål/A 48558-2025 FSC-klagomål.docx
+++ b/klagomål/A 48558-2025 FSC-klagomål.docx
@@ -720,7 +720,7 @@
     <w:r>
       <w:tab/>
       <w:tab/>
-      <w:t>2026-05-24</w:t>
+      <w:t>2026-05-25</w:t>
       <w:br/>
       <w:br/>
     </w:r>

--- a/klagomål/A 48558-2025 FSC-klagomål.docx
+++ b/klagomål/A 48558-2025 FSC-klagomål.docx
@@ -720,7 +720,7 @@
     <w:r>
       <w:tab/>
       <w:tab/>
-      <w:t>2026-05-25</w:t>
+      <w:t>2026-05-26</w:t>
       <w:br/>
       <w:br/>
     </w:r>

--- a/klagomål/A 48558-2025 FSC-klagomål.docx
+++ b/klagomål/A 48558-2025 FSC-klagomål.docx
@@ -720,7 +720,7 @@
     <w:r>
       <w:tab/>
       <w:tab/>
-      <w:t>2026-05-26</w:t>
+      <w:t>2026-05-27</w:t>
       <w:br/>
       <w:br/>
     </w:r>

--- a/klagomål/A 48558-2025 FSC-klagomål.docx
+++ b/klagomål/A 48558-2025 FSC-klagomål.docx
@@ -720,7 +720,7 @@
     <w:r>
       <w:tab/>
       <w:tab/>
-      <w:t>2026-05-27</w:t>
+      <w:t>2026-05-28</w:t>
       <w:br/>
       <w:br/>
     </w:r>

--- a/klagomål/A 48558-2025 FSC-klagomål.docx
+++ b/klagomål/A 48558-2025 FSC-klagomål.docx
@@ -720,7 +720,7 @@
     <w:r>
       <w:tab/>
       <w:tab/>
-      <w:t>2026-05-28</w:t>
+      <w:t>2026-05-29</w:t>
       <w:br/>
       <w:br/>
     </w:r>

--- a/klagomål/A 48558-2025 FSC-klagomål.docx
+++ b/klagomål/A 48558-2025 FSC-klagomål.docx
@@ -720,7 +720,7 @@
     <w:r>
       <w:tab/>
       <w:tab/>
-      <w:t>2026-05-29</w:t>
+      <w:t>2026-05-30</w:t>
       <w:br/>
       <w:br/>
     </w:r>

--- a/klagomål/A 48558-2025 FSC-klagomål.docx
+++ b/klagomål/A 48558-2025 FSC-klagomål.docx
@@ -720,7 +720,7 @@
     <w:r>
       <w:tab/>
       <w:tab/>
-      <w:t>2026-05-30</w:t>
+      <w:t>2026-05-31</w:t>
       <w:br/>
       <w:br/>
     </w:r>

--- a/klagomål/A 48558-2025 FSC-klagomål.docx
+++ b/klagomål/A 48558-2025 FSC-klagomål.docx
@@ -720,7 +720,7 @@
     <w:r>
       <w:tab/>
       <w:tab/>
-      <w:t>2026-05-31</w:t>
+      <w:t>2026-06-01</w:t>
       <w:br/>
       <w:br/>
     </w:r>

--- a/klagomål/A 48558-2025 FSC-klagomål.docx
+++ b/klagomål/A 48558-2025 FSC-klagomål.docx
@@ -720,7 +720,7 @@
     <w:r>
       <w:tab/>
       <w:tab/>
-      <w:t>2026-06-01</w:t>
+      <w:t>2026-06-02</w:t>
       <w:br/>
       <w:br/>
     </w:r>

--- a/klagomål/A 48558-2025 FSC-klagomål.docx
+++ b/klagomål/A 48558-2025 FSC-klagomål.docx
@@ -720,7 +720,7 @@
     <w:r>
       <w:tab/>
       <w:tab/>
-      <w:t>2026-06-02</w:t>
+      <w:t>2026-06-03</w:t>
       <w:br/>
       <w:br/>
     </w:r>

--- a/klagomål/A 48558-2025 FSC-klagomål.docx
+++ b/klagomål/A 48558-2025 FSC-klagomål.docx
@@ -720,7 +720,7 @@
     <w:r>
       <w:tab/>
       <w:tab/>
-      <w:t>2026-06-03</w:t>
+      <w:t>2026-06-04</w:t>
       <w:br/>
       <w:br/>
     </w:r>

--- a/klagomål/A 48558-2025 FSC-klagomål.docx
+++ b/klagomål/A 48558-2025 FSC-klagomål.docx
@@ -720,7 +720,7 @@
     <w:r>
       <w:tab/>
       <w:tab/>
-      <w:t>2026-06-04</w:t>
+      <w:t>2026-06-05</w:t>
       <w:br/>
       <w:br/>
     </w:r>

--- a/klagomål/A 48558-2025 FSC-klagomål.docx
+++ b/klagomål/A 48558-2025 FSC-klagomål.docx
@@ -720,7 +720,7 @@
     <w:r>
       <w:tab/>
       <w:tab/>
-      <w:t>2026-06-05</w:t>
+      <w:t>2026-06-06</w:t>
       <w:br/>
       <w:br/>
     </w:r>

--- a/klagomål/A 48558-2025 FSC-klagomål.docx
+++ b/klagomål/A 48558-2025 FSC-klagomål.docx
@@ -720,7 +720,7 @@
     <w:r>
       <w:tab/>
       <w:tab/>
-      <w:t>2026-06-06</w:t>
+      <w:t>2026-06-07</w:t>
       <w:br/>
       <w:br/>
     </w:r>

--- a/klagomål/A 48558-2025 FSC-klagomål.docx
+++ b/klagomål/A 48558-2025 FSC-klagomål.docx
@@ -720,7 +720,7 @@
     <w:r>
       <w:tab/>
       <w:tab/>
-      <w:t>2026-06-07</w:t>
+      <w:t>2026-06-08</w:t>
       <w:br/>
       <w:br/>
     </w:r>
